--- a/public/templates/kihon-keiyaku.docx
+++ b/public/templates/kihon-keiyaku.docx
@@ -984,7 +984,7 @@
     <w:p>
       <w:pPr>
         <w:rPr>
-          <w:rFonts w:ascii="BIZ UDP明朝 Medium" w:eastAsia="BIZ UDP明朝 Medium" w:hAnsi="BIZ UDP明朝 Medium" w:hint="eastAsia"/>
+          <w:rFonts w:ascii="BIZ UDP明朝 Medium" w:eastAsia="BIZ UDP明朝 Medium" w:hAnsi="BIZ UDP明朝 Medium"/>
         </w:rPr>
       </w:pPr>
     </w:p>
@@ -1479,7 +1479,7 @@
         <w:pStyle w:val="a9"/>
         <w:ind w:left="504"/>
         <w:rPr>
-          <w:rFonts w:ascii="BIZ UDP明朝 Medium" w:eastAsia="BIZ UDP明朝 Medium" w:hAnsi="BIZ UDP明朝 Medium" w:hint="eastAsia"/>
+          <w:rFonts w:ascii="BIZ UDP明朝 Medium" w:eastAsia="BIZ UDP明朝 Medium" w:hAnsi="BIZ UDP明朝 Medium"/>
         </w:rPr>
       </w:pPr>
     </w:p>
@@ -4034,6 +4034,69 @@
           <w:rFonts w:ascii="BIZ UDP明朝 Medium" w:eastAsia="BIZ UDP明朝 Medium" w:hAnsi="BIZ UDP明朝 Medium"/>
         </w:rPr>
       </w:pPr>
+      <w:r>
+        <w:rPr>
+          <w:rFonts w:ascii="BIZ UDP明朝 Medium" w:eastAsia="BIZ UDP明朝 Medium" w:hAnsi="BIZ UDP明朝 Medium" w:hint="eastAsia"/>
+          <w:noProof/>
+          <w:sz w:val="40"/>
+          <w:szCs w:val="44"/>
+        </w:rPr>
+        <w:drawing>
+          <wp:anchor distT="0" distB="0" distL="114300" distR="114300" simplePos="0" relativeHeight="251658240" behindDoc="0" locked="0" layoutInCell="1" allowOverlap="1" wp14:anchorId="35A327AE" wp14:editId="00AEB2CB">
+            <wp:simplePos x="0" y="0"/>
+            <wp:positionH relativeFrom="column">
+              <wp:posOffset>4740275</wp:posOffset>
+            </wp:positionH>
+            <wp:positionV relativeFrom="paragraph">
+              <wp:posOffset>279065</wp:posOffset>
+            </wp:positionV>
+            <wp:extent cx="432079" cy="432079"/>
+            <wp:effectExtent l="0" t="0" r="6350" b="6350"/>
+            <wp:wrapNone/>
+            <wp:docPr id="1635556788" name="図 1"/>
+            <wp:cNvGraphicFramePr>
+              <a:graphicFrameLocks xmlns:a="http://schemas.openxmlformats.org/drawingml/2006/main" noChangeAspect="1"/>
+            </wp:cNvGraphicFramePr>
+            <a:graphic xmlns:a="http://schemas.openxmlformats.org/drawingml/2006/main">
+              <a:graphicData uri="http://schemas.openxmlformats.org/drawingml/2006/picture">
+                <pic:pic xmlns:pic="http://schemas.openxmlformats.org/drawingml/2006/picture">
+                  <pic:nvPicPr>
+                    <pic:cNvPr id="1635556788" name="図 1635556788"/>
+                    <pic:cNvPicPr/>
+                  </pic:nvPicPr>
+                  <pic:blipFill>
+                    <a:blip r:embed="rId7" cstate="print">
+                      <a:extLst>
+                        <a:ext uri="{28A0092B-C50C-407E-A947-70E740481C1C}">
+                          <a14:useLocalDpi xmlns:a14="http://schemas.microsoft.com/office/drawing/2010/main" val="0"/>
+                        </a:ext>
+                      </a:extLst>
+                    </a:blip>
+                    <a:stretch>
+                      <a:fillRect/>
+                    </a:stretch>
+                  </pic:blipFill>
+                  <pic:spPr>
+                    <a:xfrm>
+                      <a:off x="0" y="0"/>
+                      <a:ext cx="432079" cy="432079"/>
+                    </a:xfrm>
+                    <a:prstGeom prst="rect">
+                      <a:avLst/>
+                    </a:prstGeom>
+                  </pic:spPr>
+                </pic:pic>
+              </a:graphicData>
+            </a:graphic>
+            <wp14:sizeRelH relativeFrom="margin">
+              <wp14:pctWidth>0</wp14:pctWidth>
+            </wp14:sizeRelH>
+            <wp14:sizeRelV relativeFrom="margin">
+              <wp14:pctHeight>0</wp14:pctHeight>
+            </wp14:sizeRelV>
+          </wp:anchor>
+        </w:drawing>
+      </w:r>
       <w:r>
         <w:rPr>
           <w:rFonts w:ascii="BIZ UDP明朝 Medium" w:eastAsia="BIZ UDP明朝 Medium" w:hAnsi="BIZ UDP明朝 Medium" w:hint="eastAsia"/>
